--- a/docs/lista_louvores/Textos_Louvores/SÓ EM JESUS.docx
+++ b/docs/lista_louvores/Textos_Louvores/SÓ EM JESUS.docx
@@ -4,37 +4,19 @@
   <w:body>
     <w:p>
       <w:pPr>
-        <w:numPr>
-          <w:ilvl w:val="0"/>
-          <w:numId w:val="1"/>
-        </w:numPr>
-        <w:spacing w:before="120"/>
-        <w:ind w:left="360"/>
-        <w:rPr>
-          <w:rFonts w:ascii="Times New Roman" w:hAnsi="Times New Roman"/>
+        <w:pStyle w:val="Ttulo1"/>
+        <w:rPr>
           <w:bCs/>
-          <w:color w:val="000000"/>
         </w:rPr>
       </w:pPr>
       <w:r>
-        <w:rPr>
-          <w:rFonts w:ascii="Times New Roman" w:hAnsi="Times New Roman"/>
-          <w:color w:val="000000"/>
-          <w:sz w:val="28"/>
-          <w:szCs w:val="28"/>
-        </w:rPr>
-        <w:t>Só em Jesus</w:t>
+        <w:t>SÓ EM JESUS</w:t>
       </w:r>
     </w:p>
     <w:p>
       <w:pPr>
         <w:pStyle w:val="SemEspaamento"/>
-        <w:numPr>
-          <w:ilvl w:val="0"/>
-          <w:numId w:val="1"/>
-        </w:numPr>
         <w:spacing w:before="0"/>
-        <w:ind w:left="499" w:hanging="357"/>
         <w:rPr>
           <w:rFonts w:ascii="Times New Roman" w:hAnsi="Times New Roman" w:cs="Times New Roman"/>
           <w:sz w:val="24"/>
@@ -85,12 +67,7 @@
     <w:p>
       <w:pPr>
         <w:pStyle w:val="SemEspaamento"/>
-        <w:numPr>
-          <w:ilvl w:val="0"/>
-          <w:numId w:val="1"/>
-        </w:numPr>
         <w:spacing w:before="0"/>
-        <w:ind w:left="499" w:hanging="357"/>
         <w:rPr>
           <w:rFonts w:ascii="Times New Roman" w:hAnsi="Times New Roman" w:cs="Times New Roman"/>
           <w:sz w:val="24"/>
@@ -141,12 +118,7 @@
     <w:p>
       <w:pPr>
         <w:pStyle w:val="SemEspaamento"/>
-        <w:numPr>
-          <w:ilvl w:val="0"/>
-          <w:numId w:val="1"/>
-        </w:numPr>
         <w:spacing w:before="0"/>
-        <w:ind w:left="499" w:hanging="357"/>
         <w:rPr>
           <w:rFonts w:ascii="Times New Roman" w:hAnsi="Times New Roman" w:cs="Times New Roman"/>
           <w:sz w:val="24"/>
@@ -217,12 +189,7 @@
     <w:p>
       <w:pPr>
         <w:pStyle w:val="SemEspaamento"/>
-        <w:numPr>
-          <w:ilvl w:val="0"/>
-          <w:numId w:val="1"/>
-        </w:numPr>
         <w:spacing w:before="0"/>
-        <w:ind w:left="499" w:hanging="357"/>
         <w:rPr>
           <w:rFonts w:ascii="Times New Roman" w:hAnsi="Times New Roman" w:cs="Times New Roman"/>
           <w:sz w:val="24"/>
@@ -293,12 +260,7 @@
     <w:p>
       <w:pPr>
         <w:pStyle w:val="SemEspaamento"/>
-        <w:numPr>
-          <w:ilvl w:val="0"/>
-          <w:numId w:val="1"/>
-        </w:numPr>
         <w:spacing w:before="0"/>
-        <w:ind w:left="499" w:hanging="357"/>
         <w:rPr>
           <w:rFonts w:ascii="Times New Roman" w:hAnsi="Times New Roman" w:cs="Times New Roman"/>
           <w:sz w:val="24"/>
@@ -349,12 +311,7 @@
     <w:p>
       <w:pPr>
         <w:pStyle w:val="SemEspaamento"/>
-        <w:numPr>
-          <w:ilvl w:val="0"/>
-          <w:numId w:val="1"/>
-        </w:numPr>
         <w:spacing w:before="0"/>
-        <w:ind w:left="499" w:hanging="357"/>
         <w:rPr>
           <w:rFonts w:ascii="Times New Roman" w:hAnsi="Times New Roman" w:cs="Times New Roman"/>
           <w:sz w:val="24"/>
@@ -425,12 +382,7 @@
     <w:p>
       <w:pPr>
         <w:pStyle w:val="SemEspaamento"/>
-        <w:numPr>
-          <w:ilvl w:val="0"/>
-          <w:numId w:val="1"/>
-        </w:numPr>
         <w:spacing w:before="0"/>
-        <w:ind w:left="499" w:hanging="357"/>
         <w:rPr>
           <w:rFonts w:ascii="Times New Roman" w:hAnsi="Times New Roman" w:cs="Times New Roman"/>
           <w:sz w:val="24"/>
@@ -481,12 +433,7 @@
     <w:p>
       <w:pPr>
         <w:pStyle w:val="SemEspaamento"/>
-        <w:numPr>
-          <w:ilvl w:val="0"/>
-          <w:numId w:val="1"/>
-        </w:numPr>
         <w:spacing w:before="0"/>
-        <w:ind w:left="499" w:hanging="357"/>
         <w:rPr>
           <w:rFonts w:ascii="Times New Roman" w:hAnsi="Times New Roman" w:cs="Times New Roman"/>
           <w:sz w:val="24"/>
@@ -537,12 +484,7 @@
     <w:p>
       <w:pPr>
         <w:pStyle w:val="SemEspaamento"/>
-        <w:numPr>
-          <w:ilvl w:val="0"/>
-          <w:numId w:val="1"/>
-        </w:numPr>
         <w:spacing w:before="0"/>
-        <w:ind w:left="499" w:hanging="357"/>
         <w:rPr>
           <w:rFonts w:ascii="Times New Roman" w:hAnsi="Times New Roman" w:cs="Times New Roman"/>
           <w:sz w:val="24"/>
@@ -559,13 +501,6 @@
         </w:rPr>
         <w:t>No Seu poder eu viverei!</w:t>
       </w:r>
-    </w:p>
-    <w:p>
-      <w:pPr>
-        <w:rPr>
-          <w:rFonts w:ascii="Times New Roman" w:hAnsi="Times New Roman"/>
-        </w:rPr>
-      </w:pPr>
     </w:p>
     <w:sectPr>
       <w:pgSz w:w="11906" w:h="16838"/>
